--- a/02-tailspin-civic-rev5-ato/artifacts/security_assessment_report.docx
+++ b/02-tailspin-civic-rev5-ato/artifacts/security_assessment_report.docx
@@ -146,7 +146,7 @@
         <w:spacing w:after="160"/>
       </w:pPr>
       <w:r>
-        <w:t xml:space="preserve">The assessment covered all components within the AwardWorks authorization boundary as documented in the System Security Plan v2.1, including the web application tier, API tier, database, document storage, identity integration layer, and logging pipeline. Controls fully inherited from AWS GovCloud under its FedRAMP High P-ATO were verified as inheritable but not independently reassessed.</w:t>
+        <w:t>The assessment covered all components within the AwardWorks authorization boundary as documented in the System Security Plan v2.0, including the web application tier, API tier, database, document storage, identity integration layer, and logging pipeline. Controls fully inherited from AWS GovCloud under its FedRAMP High P-ATO were verified as inheritable but not independently reassessed.</w:t>
       </w:r>
     </w:p>
     <w:p>
@@ -2563,7 +2563,7 @@
         <w:t xml:space="preserve">Evidence Reviewed. </w:t>
       </w:r>
       <w:r>
-        <w:t xml:space="preserve">Monthly scan results (Oct 2025 – Mar 2026); vulnerability ticket export with creation and closure timestamps; interview with the Director of Platform Engineering; review of sprint planning records.</w:t>
+        <w:t>Monthly scan results (Sep 2025 – Feb 2026); vulnerability ticket export with creation and closure timestamps; interview with the Director of Platform Engineering; review of sprint planning records.</w:t>
       </w:r>
     </w:p>
     <w:p>
@@ -2593,7 +2593,7 @@
         <w:t xml:space="preserve">Management Response. </w:t>
       </w:r>
       <w:r>
-        <w:t xml:space="preserve">Concur. Automated SLA escalation will be implemented by 2026-06-15 and all currently open High findings remediated by 2026-05-15, with validation via a clean scan cycle by 2026-06-30. Tracked as POA&amp;M V-001. — Director of Platform Engineering</w:t>
+        <w:t>Concur. Automated SLA escalation will be implemented by 2026-06-22 and all currently open High findings remediated by 2026-05-18, with validation via a clean scan cycle by 2026-06-25. Tracked as POA&amp;M V-001. — Director of Platform Engineering</w:t>
       </w:r>
     </w:p>
     <w:p>
@@ -2717,7 +2717,7 @@
                 <w:sz w:val="18"/>
                 <w:szCs w:val="18"/>
               </w:rPr>
-              <w:t xml:space="preserve">AC-2, AC-6</w:t>
+              <w:t>AC-2</w:t>
             </w:r>
           </w:p>
         </w:tc>
@@ -2846,10 +2846,10 @@
           <w:b/>
           <w:bCs/>
         </w:rPr>
-        <w:t xml:space="preserve">Criteria. </w:t>
-      </w:r>
-      <w:r>
-        <w:t xml:space="preserve">AC-2 requires that the organization manage system accounts in a manner supporting individual accountability. AC-6 requires that access be limited to the least privilege necessary to accomplish assigned tasks.</w:t>
+        <w:t>Criteria.</w:t>
+      </w:r>
+      <w:r>
+        <w:t xml:space="preserve"> AC-2 requires that the organization manage system accounts, including service accounts, in a manner that supports individual accountability. The excess privilege held by the shared account also conflicts with least privilege (AC-6), which was outside the 33-control sample and is noted for the AO rather than rated separately.</w:t>
       </w:r>
     </w:p>
     <w:p>
@@ -2924,7 +2924,7 @@
         <w:t xml:space="preserve">Management Response. </w:t>
       </w:r>
       <w:r>
-        <w:t xml:space="preserve">Concur. Privilege inventory will be completed by 2026-05-30, scoped roles created and jobs migrated by 2026-07-31, and the shared account disabled with log validation by 2026-08-31. Tracked as POA&amp;M V-008. — Director of Platform Engineering</w:t>
+        <w:t>Concur. Privilege inventory will be completed by 2026-05-26, scoped roles created and jobs migrated by 2026-07-27, and the shared account disabled with log validation by 2026-08-27. Tracked as POA&amp;M V-008. — Director of Platform Engineering</w:t>
       </w:r>
     </w:p>
     <w:p>
@@ -3048,7 +3048,7 @@
                 <w:sz w:val="18"/>
                 <w:szCs w:val="18"/>
               </w:rPr>
-              <w:t xml:space="preserve">AC-6(9), AU-2</w:t>
+              <w:t>AC-6(9)</w:t>
             </w:r>
           </w:p>
         </w:tc>
@@ -3177,10 +3177,10 @@
           <w:b/>
           <w:bCs/>
         </w:rPr>
-        <w:t xml:space="preserve">Criteria. </w:t>
-      </w:r>
-      <w:r>
-        <w:t xml:space="preserve">AC-6(9) requires logging the execution of privileged functions. AU-2 requires that the system log the organization-defined set of auditable events, which for this system includes privilege escalation and administrative actions.</w:t>
+        <w:t>Criteria.</w:t>
+      </w:r>
+      <w:r>
+        <w:t xml:space="preserve"> AC-6(9) requires logging the execution of privileged functions. The approved auditable events list (AU-2) already names privilege escalation and administrative actions, and AU-2 was assessed as Satisfied; the gap is that one component's events never reach the SIEM.</w:t>
       </w:r>
     </w:p>
     <w:p>
@@ -3255,7 +3255,7 @@
         <w:t xml:space="preserve">Management Response. </w:t>
       </w:r>
       <w:r>
-        <w:t xml:space="preserve">Concur. Agent deployment by 2026-04-20, event coverage validation by 2026-05-05, and SIEM alerting confirmation by 2026-05-15. A quarterly source-coverage reconciliation will be added to the ConMon calendar. Tracked as POA&amp;M V-003. — Security Operations Lead</w:t>
+        <w:t>Concur. Agent deployment by 2026-04-20, event coverage validation by 2026-05-05, and SIEM alerting confirmation by 2026-05-18. A quarterly source-coverage reconciliation will be added to the ConMon calendar. Tracked as POA&amp;M V-003. — Security Operations Lead</w:t>
       </w:r>
     </w:p>
     <w:p>
@@ -3511,7 +3511,7 @@
         <w:t xml:space="preserve">Criteria. </w:t>
       </w:r>
       <w:r>
-        <w:t xml:space="preserve">CP-10 requires the organization to provide for recovery and reconstitution of the system to a known state after a disruption, and FedRAMP requires contingency plan testing at least annually for Moderate-impact systems.</w:t>
+        <w:t>CP-10 requires the organization to provide for recovery and reconstitution of the system to a known state after a disruption, and contingency plan testing (CP-4) is required at least annually for Moderate-impact systems.</w:t>
       </w:r>
     </w:p>
     <w:p>
@@ -3586,7 +3586,7 @@
         <w:t xml:space="preserve">Management Response. </w:t>
       </w:r>
       <w:r>
-        <w:t xml:space="preserve">Concur. Exercise scenario and success criteria by 2026-05-30; exercise execution by 2026-07-15; Contingency Plan update and after-action report by 2026-07-31. Tracked as POA&amp;M V-004. — Director of Infrastructure</w:t>
+        <w:t>Concur. Exercise scenario and success criteria by 2026-05-26; exercise execution by 2026-07-20; Contingency Plan update and after-action report by 2026-07-27. Tracked as POA&amp;M V-004. — Director of Infrastructure</w:t>
       </w:r>
     </w:p>
     <w:p>
@@ -3917,7 +3917,7 @@
         <w:t xml:space="preserve">Management Response. </w:t>
       </w:r>
       <w:r>
-        <w:t xml:space="preserve">Concur. Affected hosts re-imaged by 2026-04-15; Config auto-remediation enabled by 2026-05-15; pre-deploy drift gate implemented by 2026-05-31. Tracked as POA&amp;M V-002. — Cloud Infrastructure Lead</w:t>
+        <w:t>Concur. Affected hosts re-imaged by 2026-04-17; Config auto-remediation enabled by 2026-05-18; pre-deploy drift gate implemented by 2026-05-27. Tracked as POA&amp;M V-002. — Cloud Infrastructure Lead</w:t>
       </w:r>
     </w:p>
     <w:p>
@@ -4041,7 +4041,7 @@
                 <w:sz w:val="18"/>
                 <w:szCs w:val="18"/>
               </w:rPr>
-              <w:t xml:space="preserve">IR-4, IR-6</w:t>
+              <w:t>IR-6</w:t>
             </w:r>
           </w:p>
         </w:tc>
@@ -4158,7 +4158,7 @@
         <w:t xml:space="preserve">Condition. </w:t>
       </w:r>
       <w:r>
-        <w:t xml:space="preserve">The Incident Response Plan documents the required one-hour notification to US-CERT and the sponsoring agency ISSO, but this timeline has never been validated through a tabletop or live exercise. Interviewed personnel expressed uncertainty about the after-hours escalation path to Legal and Communications.</w:t>
+        <w:t>The Incident Response Plan documents the required one-hour notification to CISA and the sponsoring agency ISSO, but this timeline has never been validated through a tabletop or live exercise. Interviewed personnel expressed uncertainty about the after-hours escalation path to Legal and Communications.</w:t>
       </w:r>
     </w:p>
     <w:p>
@@ -4170,10 +4170,10 @@
           <w:b/>
           <w:bCs/>
         </w:rPr>
-        <w:t xml:space="preserve">Criteria. </w:t>
-      </w:r>
-      <w:r>
-        <w:t xml:space="preserve">IR-4 requires implementation of incident handling capability, and IR-6 requires incident reporting within organization- and FedRAMP-defined timeframes. FedRAMP requires notification to US-CERT and the AO within one hour of incident determination.</w:t>
+        <w:t>Criteria.</w:t>
+      </w:r>
+      <w:r>
+        <w:t xml:space="preserve"> IR-6 requires incident reporting within organization- and FedRAMP-defined timeframes, and FedRAMP requires notification to CISA and the agency within one hour of incident determination. Incident handling itself (IR-4) was assessed as Satisfied; the deficiency is limited to the external reporting workflow.</w:t>
       </w:r>
     </w:p>
     <w:p>
@@ -4248,7 +4248,7 @@
         <w:t xml:space="preserve">Management Response. </w:t>
       </w:r>
       <w:r>
-        <w:t xml:space="preserve">Concur. Tabletop scenario developed by 2026-05-01, exercise executed with Legal and Communications by 2026-06-01, and IR Plan and roster updated by 2026-06-15. Tracked as POA&amp;M V-006. — Incident Response Lead</w:t>
+        <w:t>Concur. Tabletop scenario developed by 2026-05-08, exercise executed with Legal and Communications by 2026-06-02, and IR Plan and roster updated by 2026-06-22. Tracked as POA&amp;M V-006. — Incident Response Lead</w:t>
       </w:r>
     </w:p>
     <w:p>
@@ -4579,7 +4579,7 @@
         <w:t xml:space="preserve">Management Response. </w:t>
       </w:r>
       <w:r>
-        <w:t xml:space="preserve">Concur. Ticketed review workflow implemented by 2026-04-10, with four consecutive evidenced cycles completed by 2026-04-30. Tracked as POA&amp;M V-005. — Security Operations Lead</w:t>
+        <w:t>Concur. Ticketed review workflow implemented by 2026-04-10, with four consecutive evidenced cycles completed by 2026-04-27. Tracked as POA&amp;M V-005. — Security Operations Lead</w:t>
       </w:r>
     </w:p>
     <w:p>
@@ -4910,7 +4910,7 @@
         <w:t xml:space="preserve">Management Response. </w:t>
       </w:r>
       <w:r>
-        <w:t xml:space="preserve">Concur. Automated package generation by 2026-05-01; internal deadline and backup owner established by 2026-05-15; two consecutive on-time cycles demonstrated by 2026-05-31. Tracked as POA&amp;M V-007. — ISSO</w:t>
+        <w:t>Concur. Automated package generation by 2026-05-08; internal deadline and backup owner established by 2026-05-18; two consecutive on-time cycles demonstrated by 2026-05-27. Tracked as POA&amp;M V-007. — ISSO</w:t>
       </w:r>
     </w:p>
     <w:p>
